--- a/09_系统测试报告/系统测试报告.docx
+++ b/09_系统测试报告/系统测试报告.docx
@@ -69,7 +69,6 @@
         </w:sectPr>
       </w:pPr>
     </w:p>
-    <w:p/>
     <w:p>
       <w:pPr>
         <w:spacing w:before="0" w:after="0" w:line="600" w:lineRule="exact"/>
@@ -85,7 +84,6 @@
         <w:t>1. 测试概述</w:t>
       </w:r>
     </w:p>
-    <w:p/>
     <w:p>
       <w:pPr>
         <w:spacing w:before="0" w:after="0" w:line="600" w:lineRule="exact"/>
@@ -101,7 +99,6 @@
         <w:t>1.1 测试范围</w:t>
       </w:r>
     </w:p>
-    <w:p/>
     <w:tbl>
       <w:tblPr>
         <w:tblW w:type="auto" w:w="0"/>
@@ -360,8 +357,6 @@
         </w:tc>
       </w:tr>
     </w:tbl>
-    <w:p/>
-    <w:p/>
     <w:p>
       <w:pPr>
         <w:spacing w:before="0" w:after="0" w:line="600" w:lineRule="exact"/>
@@ -377,7 +372,6 @@
         <w:t>1.2 测试环境</w:t>
       </w:r>
     </w:p>
-    <w:p/>
     <w:tbl>
       <w:tblPr>
         <w:tblW w:type="auto" w:w="0"/>
@@ -596,8 +590,6 @@
         </w:tc>
       </w:tr>
     </w:tbl>
-    <w:p/>
-    <w:p/>
     <w:p>
       <w:pPr>
         <w:spacing w:before="0" w:after="0" w:line="600" w:lineRule="exact"/>
@@ -652,7 +644,6 @@
         </w:drawing>
       </w:r>
     </w:p>
-    <w:p/>
     <w:p>
       <w:pPr>
         <w:spacing w:before="0" w:after="0" w:line="600" w:lineRule="exact"/>
@@ -668,10 +659,6 @@
         <w:t>采用三层验证体系：</w:t>
       </w:r>
     </w:p>
-    <w:p/>
-    <w:p/>
-    <w:p/>
-    <w:p/>
     <w:p>
       <w:pPr>
         <w:spacing w:before="0" w:after="0" w:line="600" w:lineRule="exact"/>
@@ -687,7 +674,6 @@
         <w:t>2. 测试结果汇总</w:t>
       </w:r>
     </w:p>
-    <w:p/>
     <w:tbl>
       <w:tblPr>
         <w:tblW w:type="auto" w:w="0"/>
@@ -2414,20 +2400,14 @@
           <w:tcPr>
             <w:tcW w:type="dxa" w:w="1383"/>
           </w:tcPr>
-          <w:p/>
         </w:tc>
         <w:tc>
           <w:tcPr>
             <w:tcW w:type="dxa" w:w="1383"/>
           </w:tcPr>
-          <w:p/>
         </w:tc>
       </w:tr>
     </w:tbl>
-    <w:p/>
-    <w:p/>
-    <w:p/>
-    <w:p/>
     <w:p>
       <w:pPr>
         <w:spacing w:before="0" w:after="0" w:line="600" w:lineRule="exact"/>
@@ -2443,7 +2423,6 @@
         <w:t>3. 数据量级统计</w:t>
       </w:r>
     </w:p>
-    <w:p/>
     <w:p>
       <w:pPr>
         <w:spacing w:before="0" w:after="0" w:line="600" w:lineRule="exact"/>
@@ -2459,7 +2438,6 @@
         <w:t>3.1 超大表（&gt; 1000 万行）</w:t>
       </w:r>
     </w:p>
-    <w:p/>
     <w:tbl>
       <w:tblPr>
         <w:tblW w:type="auto" w:w="0"/>
@@ -3026,8 +3004,6 @@
         </w:tc>
       </w:tr>
     </w:tbl>
-    <w:p/>
-    <w:p/>
     <w:p>
       <w:pPr>
         <w:spacing w:before="0" w:after="0" w:line="600" w:lineRule="exact"/>
@@ -3043,7 +3019,6 @@
         <w:t>3.2 大表（100 万 ~ 1000 万行）</w:t>
       </w:r>
     </w:p>
-    <w:p/>
     <w:tbl>
       <w:tblPr>
         <w:tblW w:type="auto" w:w="0"/>
@@ -4000,10 +3975,6 @@
         </w:tc>
       </w:tr>
     </w:tbl>
-    <w:p/>
-    <w:p/>
-    <w:p/>
-    <w:p/>
     <w:p>
       <w:pPr>
         <w:spacing w:before="0" w:after="0" w:line="600" w:lineRule="exact"/>
@@ -4019,7 +3990,6 @@
         <w:t>4. 性能数据</w:t>
       </w:r>
     </w:p>
-    <w:p/>
     <w:p>
       <w:pPr>
         <w:spacing w:before="0" w:after="0" w:line="600" w:lineRule="exact"/>
@@ -4035,7 +4005,6 @@
         <w:t>4.1 同步配置</w:t>
       </w:r>
     </w:p>
-    <w:p/>
     <w:tbl>
       <w:tblPr>
         <w:tblW w:type="auto" w:w="0"/>
@@ -4350,8 +4319,6 @@
         </w:tc>
       </w:tr>
     </w:tbl>
-    <w:p/>
-    <w:p/>
     <w:p>
       <w:pPr>
         <w:spacing w:before="0" w:after="0" w:line="600" w:lineRule="exact"/>
@@ -4367,7 +4334,6 @@
         <w:t>4.2 大表同步性能</w:t>
       </w:r>
     </w:p>
-    <w:p/>
     <w:tbl>
       <w:tblPr>
         <w:tblW w:type="auto" w:w="0"/>
@@ -4856,10 +4822,6 @@
         </w:tc>
       </w:tr>
     </w:tbl>
-    <w:p/>
-    <w:p/>
-    <w:p/>
-    <w:p/>
     <w:p>
       <w:pPr>
         <w:spacing w:before="0" w:after="0" w:line="600" w:lineRule="exact"/>
@@ -4875,7 +4837,6 @@
         <w:t>5. 测试结论</w:t>
       </w:r>
     </w:p>
-    <w:p/>
     <w:p>
       <w:pPr>
         <w:spacing w:before="0" w:after="0" w:line="600" w:lineRule="exact"/>
@@ -4891,7 +4852,6 @@
         <w:t>测试结论：✅ 通过</w:t>
       </w:r>
     </w:p>
-    <w:p/>
     <w:p>
       <w:pPr>
         <w:spacing w:before="0" w:after="0" w:line="600" w:lineRule="exact"/>
@@ -4907,7 +4867,6 @@
         <w:t>说明：</w:t>
       </w:r>
     </w:p>
-    <w:p/>
     <w:p>
       <w:pPr>
         <w:spacing w:before="0" w:after="0" w:line="600" w:lineRule="exact"/>
@@ -4923,7 +4882,6 @@
         <w:t>1. 13 个业务系统 146 张表全部通过一致性校验，一致率 100%</w:t>
       </w:r>
     </w:p>
-    <w:p/>
     <w:p>
       <w:pPr>
         <w:spacing w:before="0" w:after="0" w:line="600" w:lineRule="exact"/>
@@ -4939,7 +4897,6 @@
         <w:t>2. 涵盖 Oracle 和 MySQL 两种源端类型，全量+增量两种同步模式</w:t>
       </w:r>
     </w:p>
-    <w:p/>
     <w:p>
       <w:pPr>
         <w:spacing w:before="0" w:after="0" w:line="600" w:lineRule="exact"/>
@@ -4955,7 +4912,6 @@
         <w:t>3. 最大单表 4,600 万行（ZEPaperQuestionRela）校验通过，证明平台在千万级数据量下准确可靠</w:t>
       </w:r>
     </w:p>
-    <w:p/>
     <w:p>
       <w:pPr>
         <w:spacing w:before="0" w:after="0" w:line="600" w:lineRule="exact"/>
@@ -4971,9 +4927,6 @@
         <w:t>4. 每日自动化校验流程稳定运行，源端 → ODS 数据完整性得到充分验证</w:t>
       </w:r>
     </w:p>
-    <w:p/>
-    <w:p/>
-    <w:p/>
     <w:p>
       <w:pPr>
         <w:spacing w:before="0" w:after="0" w:line="600" w:lineRule="exact"/>
@@ -4989,7 +4942,6 @@
         <w:t>6. 变更记录</w:t>
       </w:r>
     </w:p>
-    <w:p/>
     <w:tbl>
       <w:tblPr>
         <w:tblW w:type="auto" w:w="0"/>
@@ -5166,7 +5118,6 @@
         </w:tc>
       </w:tr>
     </w:tbl>
-    <w:p/>
     <w:sectPr>
       <w:pgSz w:w="11906" w:h="16838"/>
       <w:pgMar w:top="1440" w:right="1803" w:bottom="1440" w:left="1803" w:header="720" w:footer="720" w:gutter="0"/>
